--- a/public/assets/files/niestacjonarne/S3D.docx
+++ b/public/assets/files/niestacjonarne/S3D.docx
@@ -523,6 +523,7 @@
                 <w:i w:val="0"/>
                 <w:sz w:val="22"/>
               </w:rPr>
+              <w:t>I</w:t>
             </w:r>
           </w:p>
         </w:tc>
@@ -560,6 +561,7 @@
                 <w:i w:val="0"/>
                 <w:sz w:val="22"/>
               </w:rPr>
+              <w:t>obligatoryjny</w:t>
             </w:r>
           </w:p>
         </w:tc>

--- a/public/assets/files/niestacjonarne/S3D.docx
+++ b/public/assets/files/niestacjonarne/S3D.docx
@@ -1156,6 +1156,7 @@
                 <w:i w:val="0"/>
                 <w:sz w:val="22"/>
               </w:rPr>
+              <w:t>Samodzielna implementacja projektów symulacyjnych 3D; ćwiczenia z silnikami symulacyjnymi; przygotowanie i obrona pracy zaliczeniowej.</w:t>
             </w:r>
           </w:p>
         </w:tc>
@@ -1266,7 +1267,84 @@
           <w:tcPr>
             <w:tcW w:type="dxa" w:w="9972"/>
           </w:tcPr>
-          <w:p/>
+          <w:p>
+            <w:pPr>
+              <w:spacing w:before="20" w:after="20"/>
+            </w:pPr>
+            <w:r>
+              <w:rPr>
+                <w:rFonts w:ascii="Aptos" w:hAnsi="Aptos"/>
+                <w:b/>
+                <w:sz w:val="22"/>
+              </w:rPr>
+              <w:t>Wykład:</w:t>
+            </w:r>
+          </w:p>
+          <w:p>
+            <w:pPr>
+              <w:spacing w:before="20" w:after="20"/>
+            </w:pPr>
+            <w:r>
+              <w:rPr>
+                <w:rFonts w:ascii="Aptos" w:hAnsi="Aptos"/>
+                <w:b w:val="0"/>
+                <w:sz w:val="22"/>
+              </w:rPr>
+              <w:t>• wykład z prezentacją multimedialną</w:t>
+            </w:r>
+          </w:p>
+          <w:p>
+            <w:pPr>
+              <w:spacing w:before="20" w:after="20"/>
+            </w:pPr>
+            <w:r>
+              <w:rPr>
+                <w:rFonts w:ascii="Aptos" w:hAnsi="Aptos"/>
+                <w:b w:val="0"/>
+                <w:sz w:val="22"/>
+              </w:rPr>
+              <w:t>• wykład konwersatoryjny (z elementami dyskusji)</w:t>
+            </w:r>
+          </w:p>
+          <w:p>
+            <w:pPr>
+              <w:spacing w:before="20" w:after="20"/>
+            </w:pPr>
+            <w:r>
+              <w:rPr>
+                <w:rFonts w:ascii="Aptos" w:hAnsi="Aptos"/>
+                <w:b/>
+                <w:sz w:val="22"/>
+              </w:rPr>
+              <w:t>Ćwiczenia / Laboratorium:</w:t>
+            </w:r>
+          </w:p>
+          <w:p>
+            <w:pPr>
+              <w:spacing w:before="20" w:after="20"/>
+            </w:pPr>
+            <w:r>
+              <w:rPr>
+                <w:rFonts w:ascii="Aptos" w:hAnsi="Aptos"/>
+                <w:b w:val="0"/>
+                <w:sz w:val="22"/>
+              </w:rPr>
+              <w:t>• metoda projektów (projekt praktyczny)</w:t>
+            </w:r>
+          </w:p>
+          <w:p>
+            <w:pPr>
+              <w:spacing w:before="20" w:after="20"/>
+            </w:pPr>
+            <w:r>
+              <w:rPr>
+                <w:rFonts w:ascii="Aptos" w:hAnsi="Aptos"/>
+                <w:b w:val="0"/>
+                <w:sz w:val="22"/>
+              </w:rPr>
+              <w:t>• warsztaty</w:t>
+            </w:r>
+          </w:p>
         </w:tc>
       </w:tr>
     </w:tbl>
@@ -1515,57 +1593,10 @@
             <w:r>
               <w:rPr>
                 <w:rFonts w:ascii="Aptos" w:hAnsi="Aptos"/>
-                <w:sz w:val="22"/>
-              </w:rPr>
-              <w:t>1. wykład z elementami dyskusji z prezentacją multimedialną</w:t>
-            </w:r>
-          </w:p>
-          <w:p>
-            <w:pPr>
-              <w:spacing w:before="20" w:after="20"/>
-            </w:pPr>
-            <w:r>
-              <w:rPr>
-                <w:rFonts w:ascii="Aptos" w:hAnsi="Aptos"/>
-                <w:sz w:val="22"/>
-              </w:rPr>
-              <w:t>2. praca indywidualna przy komputerze</w:t>
-            </w:r>
-          </w:p>
-          <w:p>
-            <w:pPr>
-              <w:spacing w:before="20" w:after="20"/>
-            </w:pPr>
-            <w:r>
-              <w:rPr>
-                <w:rFonts w:ascii="Aptos" w:hAnsi="Aptos"/>
-                <w:sz w:val="22"/>
-              </w:rPr>
-              <w:t>3. Kryteria oceny</w:t>
-            </w:r>
-          </w:p>
-          <w:p>
-            <w:pPr>
-              <w:spacing w:before="20" w:after="20"/>
-            </w:pPr>
-            <w:r>
-              <w:rPr>
-                <w:rFonts w:ascii="Aptos" w:hAnsi="Aptos"/>
-                <w:sz w:val="22"/>
-              </w:rPr>
-              <w:t>4. Projekty (oceny cząstkowe otrzymywane w trakcie semestru)</w:t>
-            </w:r>
-          </w:p>
-          <w:p>
-            <w:pPr>
-              <w:spacing w:before="20" w:after="20"/>
-            </w:pPr>
-            <w:r>
-              <w:rPr>
-                <w:rFonts w:ascii="Aptos" w:hAnsi="Aptos"/>
-                <w:sz w:val="22"/>
-              </w:rPr>
-              <w:t>5. Wykonanie i obrona pracy zaliczeniowej.</w:t>
+                <w:b w:val="0"/>
+                <w:i w:val="0"/>
+                <w:sz w:val="22"/>
+              </w:rPr>
             </w:r>
           </w:p>
         </w:tc>
@@ -1582,55 +1613,19 @@
                 <w:rFonts w:ascii="Aptos" w:hAnsi="Aptos"/>
                 <w:sz w:val="22"/>
               </w:rPr>
-              <w:t>1. wykład z elementami dyskusji z prezentacją multimedialną</w:t>
-            </w:r>
-          </w:p>
-          <w:p>
-            <w:pPr>
-              <w:spacing w:before="20" w:after="20"/>
-            </w:pPr>
-            <w:r>
-              <w:rPr>
-                <w:rFonts w:ascii="Aptos" w:hAnsi="Aptos"/>
-                <w:sz w:val="22"/>
-              </w:rPr>
-              <w:t>2. praca indywidualna przy komputerze</w:t>
-            </w:r>
-          </w:p>
-          <w:p>
-            <w:pPr>
-              <w:spacing w:before="20" w:after="20"/>
-            </w:pPr>
-            <w:r>
-              <w:rPr>
-                <w:rFonts w:ascii="Aptos" w:hAnsi="Aptos"/>
-                <w:sz w:val="22"/>
-              </w:rPr>
-              <w:t>3. Kryteria oceny</w:t>
-            </w:r>
-          </w:p>
-          <w:p>
-            <w:pPr>
-              <w:spacing w:before="20" w:after="20"/>
-            </w:pPr>
-            <w:r>
-              <w:rPr>
-                <w:rFonts w:ascii="Aptos" w:hAnsi="Aptos"/>
-                <w:sz w:val="22"/>
-              </w:rPr>
-              <w:t>4. Projekty (oceny cząstkowe otrzymywane w trakcie semestru)</w:t>
-            </w:r>
-          </w:p>
-          <w:p>
-            <w:pPr>
-              <w:spacing w:before="20" w:after="20"/>
-            </w:pPr>
-            <w:r>
-              <w:rPr>
-                <w:rFonts w:ascii="Aptos" w:hAnsi="Aptos"/>
-                <w:sz w:val="22"/>
-              </w:rPr>
-              <w:t>5. Wykonanie i obrona pracy zaliczeniowej.</w:t>
+              <w:t>1. ocena sporządzonego oprogramowania</w:t>
+            </w:r>
+          </w:p>
+          <w:p>
+            <w:pPr>
+              <w:spacing w:before="20" w:after="20"/>
+            </w:pPr>
+            <w:r>
+              <w:rPr>
+                <w:rFonts w:ascii="Aptos" w:hAnsi="Aptos"/>
+                <w:sz w:val="22"/>
+              </w:rPr>
+              <w:t>2. obrona projektu</w:t>
             </w:r>
           </w:p>
         </w:tc>
@@ -3214,7 +3209,7 @@
                 <w:i w:val="0"/>
                 <w:sz w:val="22"/>
               </w:rPr>
-              <w:t>wykład z elementami dyskusji z prezentacją multimedialną; praca indywidualna przy komputerze; Kryteria oceny; Projekty (oceny cząstkowe otrzymywane w trakcie semestru); Wykonanie i obrona pracy zaliczeniowej.</w:t>
+              <w:t>ocena sporządzonego oprogramowania; obrona projektu</w:t>
             </w:r>
           </w:p>
         </w:tc>
@@ -3272,7 +3267,7 @@
                 <w:i w:val="0"/>
                 <w:sz w:val="22"/>
               </w:rPr>
-              <w:t>wykład z elementami dyskusji z prezentacją multimedialną; praca indywidualna przy komputerze; Kryteria oceny; Projekty (oceny cząstkowe otrzymywane w trakcie semestru); Wykonanie i obrona pracy zaliczeniowej.</w:t>
+              <w:t>ocena sporządzonego oprogramowania; obrona projektu</w:t>
             </w:r>
           </w:p>
         </w:tc>
@@ -3330,7 +3325,7 @@
                 <w:i w:val="0"/>
                 <w:sz w:val="22"/>
               </w:rPr>
-              <w:t>wykład z elementami dyskusji z prezentacją multimedialną; praca indywidualna przy komputerze; Kryteria oceny; Projekty (oceny cząstkowe otrzymywane w trakcie semestru); Wykonanie i obrona pracy zaliczeniowej.</w:t>
+              <w:t>ocena sporządzonego oprogramowania; obrona projektu</w:t>
             </w:r>
           </w:p>
         </w:tc>
@@ -3388,7 +3383,7 @@
                 <w:i w:val="0"/>
                 <w:sz w:val="22"/>
               </w:rPr>
-              <w:t>wykład z elementami dyskusji z prezentacją multimedialną; praca indywidualna przy komputerze; Kryteria oceny; Projekty (oceny cząstkowe otrzymywane w trakcie semestru); Wykonanie i obrona pracy zaliczeniowej.</w:t>
+              <w:t>ocena sporządzonego oprogramowania; obrona projektu</w:t>
             </w:r>
           </w:p>
         </w:tc>
@@ -3446,7 +3441,7 @@
                 <w:i w:val="0"/>
                 <w:sz w:val="22"/>
               </w:rPr>
-              <w:t>wykład z elementami dyskusji z prezentacją multimedialną; praca indywidualna przy komputerze; Kryteria oceny; Projekty (oceny cząstkowe otrzymywane w trakcie semestru); Wykonanie i obrona pracy zaliczeniowej.</w:t>
+              <w:t>ocena sporządzonego oprogramowania; obrona projektu</w:t>
             </w:r>
           </w:p>
         </w:tc>
@@ -3504,7 +3499,7 @@
                 <w:i w:val="0"/>
                 <w:sz w:val="22"/>
               </w:rPr>
-              <w:t>wykład z elementami dyskusji z prezentacją multimedialną; praca indywidualna przy komputerze; Kryteria oceny; Projekty (oceny cząstkowe otrzymywane w trakcie semestru); Wykonanie i obrona pracy zaliczeniowej.</w:t>
+              <w:t>ocena sporządzonego oprogramowania; obrona projektu</w:t>
             </w:r>
           </w:p>
         </w:tc>
@@ -3562,7 +3557,7 @@
                 <w:i w:val="0"/>
                 <w:sz w:val="22"/>
               </w:rPr>
-              <w:t>wykład z elementami dyskusji z prezentacją multimedialną; praca indywidualna przy komputerze; Kryteria oceny; Projekty (oceny cząstkowe otrzymywane w trakcie semestru); Wykonanie i obrona pracy zaliczeniowej.</w:t>
+              <w:t>ocena sporządzonego oprogramowania; obrona projektu</w:t>
             </w:r>
           </w:p>
         </w:tc>
@@ -3620,7 +3615,7 @@
                 <w:i w:val="0"/>
                 <w:sz w:val="22"/>
               </w:rPr>
-              <w:t>wykład z elementami dyskusji z prezentacją multimedialną; praca indywidualna przy komputerze; Kryteria oceny; Projekty (oceny cząstkowe otrzymywane w trakcie semestru); Wykonanie i obrona pracy zaliczeniowej.</w:t>
+              <w:t>ocena sporządzonego oprogramowania; obrona projektu</w:t>
             </w:r>
           </w:p>
         </w:tc>
@@ -3678,7 +3673,7 @@
                 <w:i w:val="0"/>
                 <w:sz w:val="22"/>
               </w:rPr>
-              <w:t>wykład z elementami dyskusji z prezentacją multimedialną; praca indywidualna przy komputerze; Kryteria oceny; Projekty (oceny cząstkowe otrzymywane w trakcie semestru); Wykonanie i obrona pracy zaliczeniowej.</w:t>
+              <w:t>ocena sporządzonego oprogramowania; obrona projektu</w:t>
             </w:r>
           </w:p>
         </w:tc>
@@ -3736,7 +3731,7 @@
                 <w:i w:val="0"/>
                 <w:sz w:val="22"/>
               </w:rPr>
-              <w:t>wykład z elementami dyskusji z prezentacją multimedialną; praca indywidualna przy komputerze; Kryteria oceny; Projekty (oceny cząstkowe otrzymywane w trakcie semestru); Wykonanie i obrona pracy zaliczeniowej.</w:t>
+              <w:t>ocena sporządzonego oprogramowania; obrona projektu</w:t>
             </w:r>
           </w:p>
         </w:tc>
@@ -3794,7 +3789,7 @@
                 <w:i w:val="0"/>
                 <w:sz w:val="22"/>
               </w:rPr>
-              <w:t>wykład z elementami dyskusji z prezentacją multimedialną; praca indywidualna przy komputerze; Kryteria oceny; Projekty (oceny cząstkowe otrzymywane w trakcie semestru); Wykonanie i obrona pracy zaliczeniowej.</w:t>
+              <w:t>ocena sporządzonego oprogramowania; obrona projektu</w:t>
             </w:r>
           </w:p>
         </w:tc>
@@ -3852,7 +3847,7 @@
                 <w:i w:val="0"/>
                 <w:sz w:val="22"/>
               </w:rPr>
-              <w:t>wykład z elementami dyskusji z prezentacją multimedialną; praca indywidualna przy komputerze; Kryteria oceny; Projekty (oceny cząstkowe otrzymywane w trakcie semestru); Wykonanie i obrona pracy zaliczeniowej.</w:t>
+              <w:t>ocena sporządzonego oprogramowania; obrona projektu</w:t>
             </w:r>
           </w:p>
         </w:tc>
@@ -3910,7 +3905,7 @@
                 <w:i w:val="0"/>
                 <w:sz w:val="22"/>
               </w:rPr>
-              <w:t>wykład z elementami dyskusji z prezentacją multimedialną; praca indywidualna przy komputerze; Kryteria oceny; Projekty (oceny cząstkowe otrzymywane w trakcie semestru); Wykonanie i obrona pracy zaliczeniowej.</w:t>
+              <w:t>ocena sporządzonego oprogramowania; obrona projektu</w:t>
             </w:r>
           </w:p>
         </w:tc>
@@ -3968,7 +3963,7 @@
                 <w:i w:val="0"/>
                 <w:sz w:val="22"/>
               </w:rPr>
-              <w:t>wykład z elementami dyskusji z prezentacją multimedialną; praca indywidualna przy komputerze; Kryteria oceny; Projekty (oceny cząstkowe otrzymywane w trakcie semestru); Wykonanie i obrona pracy zaliczeniowej.</w:t>
+              <w:t>ocena sporządzonego oprogramowania; obrona projektu</w:t>
             </w:r>
           </w:p>
         </w:tc>
@@ -4026,7 +4021,7 @@
                 <w:i w:val="0"/>
                 <w:sz w:val="22"/>
               </w:rPr>
-              <w:t>wykład z elementami dyskusji z prezentacją multimedialną; praca indywidualna przy komputerze; Kryteria oceny; Projekty (oceny cząstkowe otrzymywane w trakcie semestru); Wykonanie i obrona pracy zaliczeniowej.</w:t>
+              <w:t>ocena sporządzonego oprogramowania; obrona projektu</w:t>
             </w:r>
           </w:p>
         </w:tc>
@@ -4084,7 +4079,7 @@
                 <w:i w:val="0"/>
                 <w:sz w:val="22"/>
               </w:rPr>
-              <w:t>wykład z elementami dyskusji z prezentacją multimedialną; praca indywidualna przy komputerze; Kryteria oceny; Projekty (oceny cząstkowe otrzymywane w trakcie semestru); Wykonanie i obrona pracy zaliczeniowej.</w:t>
+              <w:t>ocena sporządzonego oprogramowania; obrona projektu</w:t>
             </w:r>
           </w:p>
         </w:tc>
@@ -4142,7 +4137,7 @@
                 <w:i w:val="0"/>
                 <w:sz w:val="22"/>
               </w:rPr>
-              <w:t>wykład z elementami dyskusji z prezentacją multimedialną; praca indywidualna przy komputerze; Kryteria oceny; Projekty (oceny cząstkowe otrzymywane w trakcie semestru); Wykonanie i obrona pracy zaliczeniowej.</w:t>
+              <w:t>ocena sporządzonego oprogramowania; obrona projektu</w:t>
             </w:r>
           </w:p>
         </w:tc>
@@ -4200,7 +4195,7 @@
                 <w:i w:val="0"/>
                 <w:sz w:val="22"/>
               </w:rPr>
-              <w:t>wykład z elementami dyskusji z prezentacją multimedialną; praca indywidualna przy komputerze; Kryteria oceny; Projekty (oceny cząstkowe otrzymywane w trakcie semestru); Wykonanie i obrona pracy zaliczeniowej.</w:t>
+              <w:t>ocena sporządzonego oprogramowania; obrona projektu</w:t>
             </w:r>
           </w:p>
         </w:tc>
@@ -4258,7 +4253,7 @@
                 <w:i w:val="0"/>
                 <w:sz w:val="22"/>
               </w:rPr>
-              <w:t>wykład z elementami dyskusji z prezentacją multimedialną; praca indywidualna przy komputerze; Kryteria oceny; Projekty (oceny cząstkowe otrzymywane w trakcie semestru); Wykonanie i obrona pracy zaliczeniowej.</w:t>
+              <w:t>ocena sporządzonego oprogramowania; obrona projektu</w:t>
             </w:r>
           </w:p>
         </w:tc>
@@ -4316,7 +4311,7 @@
                 <w:i w:val="0"/>
                 <w:sz w:val="22"/>
               </w:rPr>
-              <w:t>wykład z elementami dyskusji z prezentacją multimedialną; praca indywidualna przy komputerze; Kryteria oceny; Projekty (oceny cząstkowe otrzymywane w trakcie semestru); Wykonanie i obrona pracy zaliczeniowej.</w:t>
+              <w:t>ocena sporządzonego oprogramowania; obrona projektu</w:t>
             </w:r>
           </w:p>
         </w:tc>
@@ -4374,7 +4369,7 @@
                 <w:i w:val="0"/>
                 <w:sz w:val="22"/>
               </w:rPr>
-              <w:t>wykład z elementami dyskusji z prezentacją multimedialną; praca indywidualna przy komputerze; Kryteria oceny; Projekty (oceny cząstkowe otrzymywane w trakcie semestru); Wykonanie i obrona pracy zaliczeniowej.</w:t>
+              <w:t>ocena sporządzonego oprogramowania; obrona projektu</w:t>
             </w:r>
           </w:p>
         </w:tc>
@@ -4432,7 +4427,7 @@
                 <w:i w:val="0"/>
                 <w:sz w:val="22"/>
               </w:rPr>
-              <w:t>wykład z elementami dyskusji z prezentacją multimedialną; praca indywidualna przy komputerze; Kryteria oceny; Projekty (oceny cząstkowe otrzymywane w trakcie semestru); Wykonanie i obrona pracy zaliczeniowej.</w:t>
+              <w:t>ocena sporządzonego oprogramowania; obrona projektu</w:t>
             </w:r>
           </w:p>
         </w:tc>
@@ -4490,7 +4485,7 @@
                 <w:i w:val="0"/>
                 <w:sz w:val="22"/>
               </w:rPr>
-              <w:t>wykład z elementami dyskusji z prezentacją multimedialną; praca indywidualna przy komputerze; Kryteria oceny; Projekty (oceny cząstkowe otrzymywane w trakcie semestru); Wykonanie i obrona pracy zaliczeniowej.</w:t>
+              <w:t>ocena sporządzonego oprogramowania; obrona projektu</w:t>
             </w:r>
           </w:p>
         </w:tc>
@@ -4548,7 +4543,7 @@
                 <w:i w:val="0"/>
                 <w:sz w:val="22"/>
               </w:rPr>
-              <w:t>wykład z elementami dyskusji z prezentacją multimedialną; praca indywidualna przy komputerze; Kryteria oceny; Projekty (oceny cząstkowe otrzymywane w trakcie semestru); Wykonanie i obrona pracy zaliczeniowej.</w:t>
+              <w:t>ocena sporządzonego oprogramowania; obrona projektu</w:t>
             </w:r>
           </w:p>
         </w:tc>
@@ -4606,7 +4601,7 @@
                 <w:i w:val="0"/>
                 <w:sz w:val="22"/>
               </w:rPr>
-              <w:t>wykład z elementami dyskusji z prezentacją multimedialną; praca indywidualna przy komputerze; Kryteria oceny; Projekty (oceny cząstkowe otrzymywane w trakcie semestru); Wykonanie i obrona pracy zaliczeniowej.</w:t>
+              <w:t>ocena sporządzonego oprogramowania; obrona projektu</w:t>
             </w:r>
           </w:p>
         </w:tc>
@@ -4664,7 +4659,7 @@
                 <w:i w:val="0"/>
                 <w:sz w:val="22"/>
               </w:rPr>
-              <w:t>wykład z elementami dyskusji z prezentacją multimedialną; praca indywidualna przy komputerze; Kryteria oceny; Projekty (oceny cząstkowe otrzymywane w trakcie semestru); Wykonanie i obrona pracy zaliczeniowej.</w:t>
+              <w:t>ocena sporządzonego oprogramowania; obrona projektu</w:t>
             </w:r>
           </w:p>
         </w:tc>
@@ -4722,7 +4717,7 @@
                 <w:i w:val="0"/>
                 <w:sz w:val="22"/>
               </w:rPr>
-              <w:t>wykład z elementami dyskusji z prezentacją multimedialną; praca indywidualna przy komputerze; Kryteria oceny; Projekty (oceny cząstkowe otrzymywane w trakcie semestru); Wykonanie i obrona pracy zaliczeniowej.</w:t>
+              <w:t>ocena sporządzonego oprogramowania; obrona projektu</w:t>
             </w:r>
           </w:p>
         </w:tc>
@@ -4780,7 +4775,7 @@
                 <w:i w:val="0"/>
                 <w:sz w:val="22"/>
               </w:rPr>
-              <w:t>wykład z elementami dyskusji z prezentacją multimedialną; praca indywidualna przy komputerze; Kryteria oceny; Projekty (oceny cząstkowe otrzymywane w trakcie semestru); Wykonanie i obrona pracy zaliczeniowej.</w:t>
+              <w:t>ocena sporządzonego oprogramowania; obrona projektu</w:t>
             </w:r>
           </w:p>
         </w:tc>
@@ -4838,7 +4833,7 @@
                 <w:i w:val="0"/>
                 <w:sz w:val="22"/>
               </w:rPr>
-              <w:t>wykład z elementami dyskusji z prezentacją multimedialną; praca indywidualna przy komputerze; Kryteria oceny; Projekty (oceny cząstkowe otrzymywane w trakcie semestru); Wykonanie i obrona pracy zaliczeniowej.</w:t>
+              <w:t>ocena sporządzonego oprogramowania; obrona projektu</w:t>
             </w:r>
           </w:p>
         </w:tc>
@@ -4896,7 +4891,7 @@
                 <w:i w:val="0"/>
                 <w:sz w:val="22"/>
               </w:rPr>
-              <w:t>wykład z elementami dyskusji z prezentacją multimedialną; praca indywidualna przy komputerze; Kryteria oceny; Projekty (oceny cząstkowe otrzymywane w trakcie semestru); Wykonanie i obrona pracy zaliczeniowej.</w:t>
+              <w:t>ocena sporządzonego oprogramowania; obrona projektu</w:t>
             </w:r>
           </w:p>
         </w:tc>
@@ -4954,7 +4949,7 @@
                 <w:i w:val="0"/>
                 <w:sz w:val="22"/>
               </w:rPr>
-              <w:t>wykład z elementami dyskusji z prezentacją multimedialną; praca indywidualna przy komputerze; Kryteria oceny; Projekty (oceny cząstkowe otrzymywane w trakcie semestru); Wykonanie i obrona pracy zaliczeniowej.</w:t>
+              <w:t>ocena sporządzonego oprogramowania; obrona projektu</w:t>
             </w:r>
           </w:p>
         </w:tc>
@@ -5012,7 +5007,7 @@
                 <w:i w:val="0"/>
                 <w:sz w:val="22"/>
               </w:rPr>
-              <w:t>wykład z elementami dyskusji z prezentacją multimedialną; praca indywidualna przy komputerze; Kryteria oceny; Projekty (oceny cząstkowe otrzymywane w trakcie semestru); Wykonanie i obrona pracy zaliczeniowej.</w:t>
+              <w:t>ocena sporządzonego oprogramowania; obrona projektu</w:t>
             </w:r>
           </w:p>
         </w:tc>
@@ -5070,7 +5065,7 @@
                 <w:i w:val="0"/>
                 <w:sz w:val="22"/>
               </w:rPr>
-              <w:t>wykład z elementami dyskusji z prezentacją multimedialną; praca indywidualna przy komputerze; Kryteria oceny; Projekty (oceny cząstkowe otrzymywane w trakcie semestru); Wykonanie i obrona pracy zaliczeniowej.</w:t>
+              <w:t>ocena sporządzonego oprogramowania; obrona projektu</w:t>
             </w:r>
           </w:p>
         </w:tc>
@@ -5128,7 +5123,7 @@
                 <w:i w:val="0"/>
                 <w:sz w:val="22"/>
               </w:rPr>
-              <w:t>wykład z elementami dyskusji z prezentacją multimedialną; praca indywidualna przy komputerze; Kryteria oceny; Projekty (oceny cząstkowe otrzymywane w trakcie semestru); Wykonanie i obrona pracy zaliczeniowej.</w:t>
+              <w:t>ocena sporządzonego oprogramowania; obrona projektu</w:t>
             </w:r>
           </w:p>
         </w:tc>
@@ -5186,7 +5181,7 @@
                 <w:i w:val="0"/>
                 <w:sz w:val="22"/>
               </w:rPr>
-              <w:t>wykład z elementami dyskusji z prezentacją multimedialną; praca indywidualna przy komputerze; Kryteria oceny; Projekty (oceny cząstkowe otrzymywane w trakcie semestru); Wykonanie i obrona pracy zaliczeniowej.</w:t>
+              <w:t>ocena sporządzonego oprogramowania; obrona projektu</w:t>
             </w:r>
           </w:p>
         </w:tc>
@@ -5244,7 +5239,7 @@
                 <w:i w:val="0"/>
                 <w:sz w:val="22"/>
               </w:rPr>
-              <w:t>wykład z elementami dyskusji z prezentacją multimedialną; praca indywidualna przy komputerze; Kryteria oceny; Projekty (oceny cząstkowe otrzymywane w trakcie semestru); Wykonanie i obrona pracy zaliczeniowej.</w:t>
+              <w:t>ocena sporządzonego oprogramowania; obrona projektu</w:t>
             </w:r>
           </w:p>
         </w:tc>
@@ -5302,7 +5297,7 @@
                 <w:i w:val="0"/>
                 <w:sz w:val="22"/>
               </w:rPr>
-              <w:t>wykład z elementami dyskusji z prezentacją multimedialną; praca indywidualna przy komputerze; Kryteria oceny; Projekty (oceny cząstkowe otrzymywane w trakcie semestru); Wykonanie i obrona pracy zaliczeniowej.</w:t>
+              <w:t>ocena sporządzonego oprogramowania; obrona projektu</w:t>
             </w:r>
           </w:p>
         </w:tc>
@@ -5360,7 +5355,7 @@
                 <w:i w:val="0"/>
                 <w:sz w:val="22"/>
               </w:rPr>
-              <w:t>wykład z elementami dyskusji z prezentacją multimedialną; praca indywidualna przy komputerze; Kryteria oceny; Projekty (oceny cząstkowe otrzymywane w trakcie semestru); Wykonanie i obrona pracy zaliczeniowej.</w:t>
+              <w:t>ocena sporządzonego oprogramowania; obrona projektu</w:t>
             </w:r>
           </w:p>
         </w:tc>
@@ -5418,7 +5413,7 @@
                 <w:i w:val="0"/>
                 <w:sz w:val="22"/>
               </w:rPr>
-              <w:t>wykład z elementami dyskusji z prezentacją multimedialną; praca indywidualna przy komputerze; Kryteria oceny; Projekty (oceny cząstkowe otrzymywane w trakcie semestru); Wykonanie i obrona pracy zaliczeniowej.</w:t>
+              <w:t>ocena sporządzonego oprogramowania; obrona projektu</w:t>
             </w:r>
           </w:p>
         </w:tc>
@@ -5476,7 +5471,7 @@
                 <w:i w:val="0"/>
                 <w:sz w:val="22"/>
               </w:rPr>
-              <w:t>wykład z elementami dyskusji z prezentacją multimedialną; praca indywidualna przy komputerze; Kryteria oceny; Projekty (oceny cząstkowe otrzymywane w trakcie semestru); Wykonanie i obrona pracy zaliczeniowej.</w:t>
+              <w:t>ocena sporządzonego oprogramowania; obrona projektu</w:t>
             </w:r>
           </w:p>
         </w:tc>
@@ -5534,7 +5529,7 @@
                 <w:i w:val="0"/>
                 <w:sz w:val="22"/>
               </w:rPr>
-              <w:t>wykład z elementami dyskusji z prezentacją multimedialną; praca indywidualna przy komputerze; Kryteria oceny; Projekty (oceny cząstkowe otrzymywane w trakcie semestru); Wykonanie i obrona pracy zaliczeniowej.</w:t>
+              <w:t>ocena sporządzonego oprogramowania; obrona projektu</w:t>
             </w:r>
           </w:p>
         </w:tc>
@@ -5592,7 +5587,7 @@
                 <w:i w:val="0"/>
                 <w:sz w:val="22"/>
               </w:rPr>
-              <w:t>wykład z elementami dyskusji z prezentacją multimedialną; praca indywidualna przy komputerze; Kryteria oceny; Projekty (oceny cząstkowe otrzymywane w trakcie semestru); Wykonanie i obrona pracy zaliczeniowej.</w:t>
+              <w:t>ocena sporządzonego oprogramowania; obrona projektu</w:t>
             </w:r>
           </w:p>
         </w:tc>
@@ -5650,7 +5645,7 @@
                 <w:i w:val="0"/>
                 <w:sz w:val="22"/>
               </w:rPr>
-              <w:t>wykład z elementami dyskusji z prezentacją multimedialną; praca indywidualna przy komputerze; Kryteria oceny; Projekty (oceny cząstkowe otrzymywane w trakcie semestru); Wykonanie i obrona pracy zaliczeniowej.</w:t>
+              <w:t>ocena sporządzonego oprogramowania; obrona projektu</w:t>
             </w:r>
           </w:p>
         </w:tc>
@@ -5708,7 +5703,7 @@
                 <w:i w:val="0"/>
                 <w:sz w:val="22"/>
               </w:rPr>
-              <w:t>wykład z elementami dyskusji z prezentacją multimedialną; praca indywidualna przy komputerze; Kryteria oceny; Projekty (oceny cząstkowe otrzymywane w trakcie semestru); Wykonanie i obrona pracy zaliczeniowej.</w:t>
+              <w:t>ocena sporządzonego oprogramowania; obrona projektu</w:t>
             </w:r>
           </w:p>
         </w:tc>
@@ -5766,7 +5761,7 @@
                 <w:i w:val="0"/>
                 <w:sz w:val="22"/>
               </w:rPr>
-              <w:t>wykład z elementami dyskusji z prezentacją multimedialną; praca indywidualna przy komputerze; Kryteria oceny; Projekty (oceny cząstkowe otrzymywane w trakcie semestru); Wykonanie i obrona pracy zaliczeniowej.</w:t>
+              <w:t>ocena sporządzonego oprogramowania; obrona projektu</w:t>
             </w:r>
           </w:p>
         </w:tc>
@@ -5824,7 +5819,7 @@
                 <w:i w:val="0"/>
                 <w:sz w:val="22"/>
               </w:rPr>
-              <w:t>wykład z elementami dyskusji z prezentacją multimedialną; praca indywidualna przy komputerze; Kryteria oceny; Projekty (oceny cząstkowe otrzymywane w trakcie semestru); Wykonanie i obrona pracy zaliczeniowej.</w:t>
+              <w:t>ocena sporządzonego oprogramowania; obrona projektu</w:t>
             </w:r>
           </w:p>
         </w:tc>
@@ -5882,7 +5877,7 @@
                 <w:i w:val="0"/>
                 <w:sz w:val="22"/>
               </w:rPr>
-              <w:t>wykład z elementami dyskusji z prezentacją multimedialną; praca indywidualna przy komputerze; Kryteria oceny; Projekty (oceny cząstkowe otrzymywane w trakcie semestru); Wykonanie i obrona pracy zaliczeniowej.</w:t>
+              <w:t>ocena sporządzonego oprogramowania; obrona projektu</w:t>
             </w:r>
           </w:p>
         </w:tc>
@@ -5940,7 +5935,7 @@
                 <w:i w:val="0"/>
                 <w:sz w:val="22"/>
               </w:rPr>
-              <w:t>wykład z elementami dyskusji z prezentacją multimedialną; praca indywidualna przy komputerze; Kryteria oceny; Projekty (oceny cząstkowe otrzymywane w trakcie semestru); Wykonanie i obrona pracy zaliczeniowej.</w:t>
+              <w:t>ocena sporządzonego oprogramowania; obrona projektu</w:t>
             </w:r>
           </w:p>
         </w:tc>
@@ -5998,7 +5993,7 @@
                 <w:i w:val="0"/>
                 <w:sz w:val="22"/>
               </w:rPr>
-              <w:t>wykład z elementami dyskusji z prezentacją multimedialną; praca indywidualna przy komputerze; Kryteria oceny; Projekty (oceny cząstkowe otrzymywane w trakcie semestru); Wykonanie i obrona pracy zaliczeniowej.</w:t>
+              <w:t>ocena sporządzonego oprogramowania; obrona projektu</w:t>
             </w:r>
           </w:p>
         </w:tc>
@@ -6056,7 +6051,7 @@
                 <w:i w:val="0"/>
                 <w:sz w:val="22"/>
               </w:rPr>
-              <w:t>wykład z elementami dyskusji z prezentacją multimedialną; praca indywidualna przy komputerze; Kryteria oceny; Projekty (oceny cząstkowe otrzymywane w trakcie semestru); Wykonanie i obrona pracy zaliczeniowej.</w:t>
+              <w:t>ocena sporządzonego oprogramowania; obrona projektu</w:t>
             </w:r>
           </w:p>
         </w:tc>
@@ -6114,7 +6109,7 @@
                 <w:i w:val="0"/>
                 <w:sz w:val="22"/>
               </w:rPr>
-              <w:t>wykład z elementami dyskusji z prezentacją multimedialną; praca indywidualna przy komputerze; Kryteria oceny; Projekty (oceny cząstkowe otrzymywane w trakcie semestru); Wykonanie i obrona pracy zaliczeniowej.</w:t>
+              <w:t>ocena sporządzonego oprogramowania; obrona projektu</w:t>
             </w:r>
           </w:p>
         </w:tc>
@@ -6172,7 +6167,7 @@
                 <w:i w:val="0"/>
                 <w:sz w:val="22"/>
               </w:rPr>
-              <w:t>wykład z elementami dyskusji z prezentacją multimedialną; praca indywidualna przy komputerze; Kryteria oceny; Projekty (oceny cząstkowe otrzymywane w trakcie semestru); Wykonanie i obrona pracy zaliczeniowej.</w:t>
+              <w:t>ocena sporządzonego oprogramowania; obrona projektu</w:t>
             </w:r>
           </w:p>
         </w:tc>
@@ -6230,7 +6225,7 @@
                 <w:i w:val="0"/>
                 <w:sz w:val="22"/>
               </w:rPr>
-              <w:t>wykład z elementami dyskusji z prezentacją multimedialną; praca indywidualna przy komputerze; Kryteria oceny; Projekty (oceny cząstkowe otrzymywane w trakcie semestru); Wykonanie i obrona pracy zaliczeniowej.</w:t>
+              <w:t>ocena sporządzonego oprogramowania; obrona projektu</w:t>
             </w:r>
           </w:p>
         </w:tc>
@@ -6288,7 +6283,7 @@
                 <w:i w:val="0"/>
                 <w:sz w:val="22"/>
               </w:rPr>
-              <w:t>wykład z elementami dyskusji z prezentacją multimedialną; praca indywidualna przy komputerze; Kryteria oceny; Projekty (oceny cząstkowe otrzymywane w trakcie semestru); Wykonanie i obrona pracy zaliczeniowej.</w:t>
+              <w:t>ocena sporządzonego oprogramowania; obrona projektu</w:t>
             </w:r>
           </w:p>
         </w:tc>
@@ -6346,7 +6341,7 @@
                 <w:i w:val="0"/>
                 <w:sz w:val="22"/>
               </w:rPr>
-              <w:t>wykład z elementami dyskusji z prezentacją multimedialną; praca indywidualna przy komputerze; Kryteria oceny; Projekty (oceny cząstkowe otrzymywane w trakcie semestru); Wykonanie i obrona pracy zaliczeniowej.</w:t>
+              <w:t>ocena sporządzonego oprogramowania; obrona projektu</w:t>
             </w:r>
           </w:p>
         </w:tc>
@@ -6404,7 +6399,7 @@
                 <w:i w:val="0"/>
                 <w:sz w:val="22"/>
               </w:rPr>
-              <w:t>wykład z elementami dyskusji z prezentacją multimedialną; praca indywidualna przy komputerze; Kryteria oceny; Projekty (oceny cząstkowe otrzymywane w trakcie semestru); Wykonanie i obrona pracy zaliczeniowej.</w:t>
+              <w:t>ocena sporządzonego oprogramowania; obrona projektu</w:t>
             </w:r>
           </w:p>
         </w:tc>
@@ -6462,7 +6457,7 @@
                 <w:i w:val="0"/>
                 <w:sz w:val="22"/>
               </w:rPr>
-              <w:t>wykład z elementami dyskusji z prezentacją multimedialną; praca indywidualna przy komputerze; Kryteria oceny; Projekty (oceny cząstkowe otrzymywane w trakcie semestru); Wykonanie i obrona pracy zaliczeniowej.</w:t>
+              <w:t>ocena sporządzonego oprogramowania; obrona projektu</w:t>
             </w:r>
           </w:p>
         </w:tc>
@@ -6520,7 +6515,7 @@
                 <w:i w:val="0"/>
                 <w:sz w:val="22"/>
               </w:rPr>
-              <w:t>wykład z elementami dyskusji z prezentacją multimedialną; praca indywidualna przy komputerze; Kryteria oceny; Projekty (oceny cząstkowe otrzymywane w trakcie semestru); Wykonanie i obrona pracy zaliczeniowej.</w:t>
+              <w:t>ocena sporządzonego oprogramowania; obrona projektu</w:t>
             </w:r>
           </w:p>
         </w:tc>
@@ -6578,7 +6573,7 @@
                 <w:i w:val="0"/>
                 <w:sz w:val="22"/>
               </w:rPr>
-              <w:t>wykład z elementami dyskusji z prezentacją multimedialną; praca indywidualna przy komputerze; Kryteria oceny; Projekty (oceny cząstkowe otrzymywane w trakcie semestru); Wykonanie i obrona pracy zaliczeniowej.</w:t>
+              <w:t>ocena sporządzonego oprogramowania; obrona projektu</w:t>
             </w:r>
           </w:p>
         </w:tc>
@@ -6636,7 +6631,7 @@
                 <w:i w:val="0"/>
                 <w:sz w:val="22"/>
               </w:rPr>
-              <w:t>wykład z elementami dyskusji z prezentacją multimedialną; praca indywidualna przy komputerze; Kryteria oceny; Projekty (oceny cząstkowe otrzymywane w trakcie semestru); Wykonanie i obrona pracy zaliczeniowej.</w:t>
+              <w:t>ocena sporządzonego oprogramowania; obrona projektu</w:t>
             </w:r>
           </w:p>
         </w:tc>
@@ -6694,7 +6689,7 @@
                 <w:i w:val="0"/>
                 <w:sz w:val="22"/>
               </w:rPr>
-              <w:t>wykład z elementami dyskusji z prezentacją multimedialną; praca indywidualna przy komputerze; Kryteria oceny; Projekty (oceny cząstkowe otrzymywane w trakcie semestru); Wykonanie i obrona pracy zaliczeniowej.</w:t>
+              <w:t>ocena sporządzonego oprogramowania; obrona projektu</w:t>
             </w:r>
           </w:p>
         </w:tc>
@@ -6752,7 +6747,7 @@
                 <w:i w:val="0"/>
                 <w:sz w:val="22"/>
               </w:rPr>
-              <w:t>wykład z elementami dyskusji z prezentacją multimedialną; praca indywidualna przy komputerze; Kryteria oceny; Projekty (oceny cząstkowe otrzymywane w trakcie semestru); Wykonanie i obrona pracy zaliczeniowej.</w:t>
+              <w:t>ocena sporządzonego oprogramowania; obrona projektu</w:t>
             </w:r>
           </w:p>
         </w:tc>
@@ -6810,7 +6805,7 @@
                 <w:i w:val="0"/>
                 <w:sz w:val="22"/>
               </w:rPr>
-              <w:t>wykład z elementami dyskusji z prezentacją multimedialną; praca indywidualna przy komputerze; Kryteria oceny; Projekty (oceny cząstkowe otrzymywane w trakcie semestru); Wykonanie i obrona pracy zaliczeniowej.</w:t>
+              <w:t>ocena sporządzonego oprogramowania; obrona projektu</w:t>
             </w:r>
           </w:p>
         </w:tc>
@@ -6868,7 +6863,7 @@
                 <w:i w:val="0"/>
                 <w:sz w:val="22"/>
               </w:rPr>
-              <w:t>wykład z elementami dyskusji z prezentacją multimedialną; praca indywidualna przy komputerze; Kryteria oceny; Projekty (oceny cząstkowe otrzymywane w trakcie semestru); Wykonanie i obrona pracy zaliczeniowej.</w:t>
+              <w:t>ocena sporządzonego oprogramowania; obrona projektu</w:t>
             </w:r>
           </w:p>
         </w:tc>
@@ -6926,7 +6921,7 @@
                 <w:i w:val="0"/>
                 <w:sz w:val="22"/>
               </w:rPr>
-              <w:t>wykład z elementami dyskusji z prezentacją multimedialną; praca indywidualna przy komputerze; Kryteria oceny; Projekty (oceny cząstkowe otrzymywane w trakcie semestru); Wykonanie i obrona pracy zaliczeniowej.</w:t>
+              <w:t>ocena sporządzonego oprogramowania; obrona projektu</w:t>
             </w:r>
           </w:p>
         </w:tc>
@@ -6984,7 +6979,7 @@
                 <w:i w:val="0"/>
                 <w:sz w:val="22"/>
               </w:rPr>
-              <w:t>wykład z elementami dyskusji z prezentacją multimedialną; praca indywidualna przy komputerze; Kryteria oceny; Projekty (oceny cząstkowe otrzymywane w trakcie semestru); Wykonanie i obrona pracy zaliczeniowej.</w:t>
+              <w:t>ocena sporządzonego oprogramowania; obrona projektu</w:t>
             </w:r>
           </w:p>
         </w:tc>
@@ -7042,7 +7037,7 @@
                 <w:i w:val="0"/>
                 <w:sz w:val="22"/>
               </w:rPr>
-              <w:t>wykład z elementami dyskusji z prezentacją multimedialną; praca indywidualna przy komputerze; Kryteria oceny; Projekty (oceny cząstkowe otrzymywane w trakcie semestru); Wykonanie i obrona pracy zaliczeniowej.</w:t>
+              <w:t>ocena sporządzonego oprogramowania; obrona projektu</w:t>
             </w:r>
           </w:p>
         </w:tc>
@@ -7100,7 +7095,7 @@
                 <w:i w:val="0"/>
                 <w:sz w:val="22"/>
               </w:rPr>
-              <w:t>wykład z elementami dyskusji z prezentacją multimedialną; praca indywidualna przy komputerze; Kryteria oceny; Projekty (oceny cząstkowe otrzymywane w trakcie semestru); Wykonanie i obrona pracy zaliczeniowej.</w:t>
+              <w:t>ocena sporządzonego oprogramowania; obrona projektu</w:t>
             </w:r>
           </w:p>
         </w:tc>
@@ -7158,7 +7153,7 @@
                 <w:i w:val="0"/>
                 <w:sz w:val="22"/>
               </w:rPr>
-              <w:t>wykład z elementami dyskusji z prezentacją multimedialną; praca indywidualna przy komputerze; Kryteria oceny; Projekty (oceny cząstkowe otrzymywane w trakcie semestru); Wykonanie i obrona pracy zaliczeniowej.</w:t>
+              <w:t>ocena sporządzonego oprogramowania; obrona projektu</w:t>
             </w:r>
           </w:p>
         </w:tc>
@@ -7216,7 +7211,7 @@
                 <w:i w:val="0"/>
                 <w:sz w:val="22"/>
               </w:rPr>
-              <w:t>wykład z elementami dyskusji z prezentacją multimedialną; praca indywidualna przy komputerze; Kryteria oceny; Projekty (oceny cząstkowe otrzymywane w trakcie semestru); Wykonanie i obrona pracy zaliczeniowej.</w:t>
+              <w:t>ocena sporządzonego oprogramowania; obrona projektu</w:t>
             </w:r>
           </w:p>
         </w:tc>
@@ -7274,7 +7269,7 @@
                 <w:i w:val="0"/>
                 <w:sz w:val="22"/>
               </w:rPr>
-              <w:t>wykład z elementami dyskusji z prezentacją multimedialną; praca indywidualna przy komputerze; Kryteria oceny; Projekty (oceny cząstkowe otrzymywane w trakcie semestru); Wykonanie i obrona pracy zaliczeniowej.</w:t>
+              <w:t>ocena sporządzonego oprogramowania; obrona projektu</w:t>
             </w:r>
           </w:p>
         </w:tc>
@@ -7332,7 +7327,7 @@
                 <w:i w:val="0"/>
                 <w:sz w:val="22"/>
               </w:rPr>
-              <w:t>wykład z elementami dyskusji z prezentacją multimedialną; praca indywidualna przy komputerze; Kryteria oceny; Projekty (oceny cząstkowe otrzymywane w trakcie semestru); Wykonanie i obrona pracy zaliczeniowej.</w:t>
+              <w:t>ocena sporządzonego oprogramowania; obrona projektu</w:t>
             </w:r>
           </w:p>
         </w:tc>
@@ -7390,7 +7385,7 @@
                 <w:i w:val="0"/>
                 <w:sz w:val="22"/>
               </w:rPr>
-              <w:t>wykład z elementami dyskusji z prezentacją multimedialną; praca indywidualna przy komputerze; Kryteria oceny; Projekty (oceny cząstkowe otrzymywane w trakcie semestru); Wykonanie i obrona pracy zaliczeniowej.</w:t>
+              <w:t>ocena sporządzonego oprogramowania; obrona projektu</w:t>
             </w:r>
           </w:p>
         </w:tc>
@@ -7448,7 +7443,7 @@
                 <w:i w:val="0"/>
                 <w:sz w:val="22"/>
               </w:rPr>
-              <w:t>wykład z elementami dyskusji z prezentacją multimedialną; praca indywidualna przy komputerze; Kryteria oceny; Projekty (oceny cząstkowe otrzymywane w trakcie semestru); Wykonanie i obrona pracy zaliczeniowej.</w:t>
+              <w:t>ocena sporządzonego oprogramowania; obrona projektu</w:t>
             </w:r>
           </w:p>
         </w:tc>
@@ -7506,7 +7501,7 @@
                 <w:i w:val="0"/>
                 <w:sz w:val="22"/>
               </w:rPr>
-              <w:t>wykład z elementami dyskusji z prezentacją multimedialną; praca indywidualna przy komputerze; Kryteria oceny; Projekty (oceny cząstkowe otrzymywane w trakcie semestru); Wykonanie i obrona pracy zaliczeniowej.</w:t>
+              <w:t>ocena sporządzonego oprogramowania; obrona projektu</w:t>
             </w:r>
           </w:p>
         </w:tc>
@@ -7564,7 +7559,7 @@
                 <w:i w:val="0"/>
                 <w:sz w:val="22"/>
               </w:rPr>
-              <w:t>wykład z elementami dyskusji z prezentacją multimedialną; praca indywidualna przy komputerze; Kryteria oceny; Projekty (oceny cząstkowe otrzymywane w trakcie semestru); Wykonanie i obrona pracy zaliczeniowej.</w:t>
+              <w:t>ocena sporządzonego oprogramowania; obrona projektu</w:t>
             </w:r>
           </w:p>
         </w:tc>
@@ -7622,7 +7617,7 @@
                 <w:i w:val="0"/>
                 <w:sz w:val="22"/>
               </w:rPr>
-              <w:t>wykład z elementami dyskusji z prezentacją multimedialną; praca indywidualna przy komputerze; Kryteria oceny; Projekty (oceny cząstkowe otrzymywane w trakcie semestru); Wykonanie i obrona pracy zaliczeniowej.</w:t>
+              <w:t>ocena sporządzonego oprogramowania; obrona projektu</w:t>
             </w:r>
           </w:p>
         </w:tc>
@@ -7680,7 +7675,7 @@
                 <w:i w:val="0"/>
                 <w:sz w:val="22"/>
               </w:rPr>
-              <w:t>wykład z elementami dyskusji z prezentacją multimedialną; praca indywidualna przy komputerze; Kryteria oceny; Projekty (oceny cząstkowe otrzymywane w trakcie semestru); Wykonanie i obrona pracy zaliczeniowej.</w:t>
+              <w:t>ocena sporządzonego oprogramowania; obrona projektu</w:t>
             </w:r>
           </w:p>
         </w:tc>
@@ -7738,7 +7733,7 @@
                 <w:i w:val="0"/>
                 <w:sz w:val="22"/>
               </w:rPr>
-              <w:t>wykład z elementami dyskusji z prezentacją multimedialną; praca indywidualna przy komputerze; Kryteria oceny; Projekty (oceny cząstkowe otrzymywane w trakcie semestru); Wykonanie i obrona pracy zaliczeniowej.</w:t>
+              <w:t>ocena sporządzonego oprogramowania; obrona projektu</w:t>
             </w:r>
           </w:p>
         </w:tc>
@@ -7796,7 +7791,7 @@
                 <w:i w:val="0"/>
                 <w:sz w:val="22"/>
               </w:rPr>
-              <w:t>wykład z elementami dyskusji z prezentacją multimedialną; praca indywidualna przy komputerze; Kryteria oceny; Projekty (oceny cząstkowe otrzymywane w trakcie semestru); Wykonanie i obrona pracy zaliczeniowej.</w:t>
+              <w:t>ocena sporządzonego oprogramowania; obrona projektu</w:t>
             </w:r>
           </w:p>
         </w:tc>
@@ -7854,7 +7849,7 @@
                 <w:i w:val="0"/>
                 <w:sz w:val="22"/>
               </w:rPr>
-              <w:t>wykład z elementami dyskusji z prezentacją multimedialną; praca indywidualna przy komputerze; Kryteria oceny; Projekty (oceny cząstkowe otrzymywane w trakcie semestru); Wykonanie i obrona pracy zaliczeniowej.</w:t>
+              <w:t>ocena sporządzonego oprogramowania; obrona projektu</w:t>
             </w:r>
           </w:p>
         </w:tc>
@@ -7912,7 +7907,7 @@
                 <w:i w:val="0"/>
                 <w:sz w:val="22"/>
               </w:rPr>
-              <w:t>wykład z elementami dyskusji z prezentacją multimedialną; praca indywidualna przy komputerze; Kryteria oceny; Projekty (oceny cząstkowe otrzymywane w trakcie semestru); Wykonanie i obrona pracy zaliczeniowej.</w:t>
+              <w:t>ocena sporządzonego oprogramowania; obrona projektu</w:t>
             </w:r>
           </w:p>
         </w:tc>
@@ -7970,7 +7965,7 @@
                 <w:i w:val="0"/>
                 <w:sz w:val="22"/>
               </w:rPr>
-              <w:t>wykład z elementami dyskusji z prezentacją multimedialną; praca indywidualna przy komputerze; Kryteria oceny; Projekty (oceny cząstkowe otrzymywane w trakcie semestru); Wykonanie i obrona pracy zaliczeniowej.</w:t>
+              <w:t>ocena sporządzonego oprogramowania; obrona projektu</w:t>
             </w:r>
           </w:p>
         </w:tc>
@@ -8028,7 +8023,7 @@
                 <w:i w:val="0"/>
                 <w:sz w:val="22"/>
               </w:rPr>
-              <w:t>wykład z elementami dyskusji z prezentacją multimedialną; praca indywidualna przy komputerze; Kryteria oceny; Projekty (oceny cząstkowe otrzymywane w trakcie semestru); Wykonanie i obrona pracy zaliczeniowej.</w:t>
+              <w:t>ocena sporządzonego oprogramowania; obrona projektu</w:t>
             </w:r>
           </w:p>
         </w:tc>
@@ -8086,7 +8081,7 @@
                 <w:i w:val="0"/>
                 <w:sz w:val="22"/>
               </w:rPr>
-              <w:t>wykład z elementami dyskusji z prezentacją multimedialną; praca indywidualna przy komputerze; Kryteria oceny; Projekty (oceny cząstkowe otrzymywane w trakcie semestru); Wykonanie i obrona pracy zaliczeniowej.</w:t>
+              <w:t>ocena sporządzonego oprogramowania; obrona projektu</w:t>
             </w:r>
           </w:p>
         </w:tc>
@@ -8144,7 +8139,7 @@
                 <w:i w:val="0"/>
                 <w:sz w:val="22"/>
               </w:rPr>
-              <w:t>wykład z elementami dyskusji z prezentacją multimedialną; praca indywidualna przy komputerze; Kryteria oceny; Projekty (oceny cząstkowe otrzymywane w trakcie semestru); Wykonanie i obrona pracy zaliczeniowej.</w:t>
+              <w:t>ocena sporządzonego oprogramowania; obrona projektu</w:t>
             </w:r>
           </w:p>
         </w:tc>
@@ -8202,7 +8197,7 @@
                 <w:i w:val="0"/>
                 <w:sz w:val="22"/>
               </w:rPr>
-              <w:t>wykład z elementami dyskusji z prezentacją multimedialną; praca indywidualna przy komputerze; Kryteria oceny; Projekty (oceny cząstkowe otrzymywane w trakcie semestru); Wykonanie i obrona pracy zaliczeniowej.</w:t>
+              <w:t>ocena sporządzonego oprogramowania; obrona projektu</w:t>
             </w:r>
           </w:p>
         </w:tc>
@@ -8260,7 +8255,7 @@
                 <w:i w:val="0"/>
                 <w:sz w:val="22"/>
               </w:rPr>
-              <w:t>wykład z elementami dyskusji z prezentacją multimedialną; praca indywidualna przy komputerze; Kryteria oceny; Projekty (oceny cząstkowe otrzymywane w trakcie semestru); Wykonanie i obrona pracy zaliczeniowej.</w:t>
+              <w:t>ocena sporządzonego oprogramowania; obrona projektu</w:t>
             </w:r>
           </w:p>
         </w:tc>
@@ -8318,7 +8313,7 @@
                 <w:i w:val="0"/>
                 <w:sz w:val="22"/>
               </w:rPr>
-              <w:t>wykład z elementami dyskusji z prezentacją multimedialną; praca indywidualna przy komputerze; Kryteria oceny; Projekty (oceny cząstkowe otrzymywane w trakcie semestru); Wykonanie i obrona pracy zaliczeniowej.</w:t>
+              <w:t>ocena sporządzonego oprogramowania; obrona projektu</w:t>
             </w:r>
           </w:p>
         </w:tc>
@@ -8376,7 +8371,7 @@
                 <w:i w:val="0"/>
                 <w:sz w:val="22"/>
               </w:rPr>
-              <w:t>wykład z elementami dyskusji z prezentacją multimedialną; praca indywidualna przy komputerze; Kryteria oceny; Projekty (oceny cząstkowe otrzymywane w trakcie semestru); Wykonanie i obrona pracy zaliczeniowej.</w:t>
+              <w:t>ocena sporządzonego oprogramowania; obrona projektu</w:t>
             </w:r>
           </w:p>
         </w:tc>
@@ -8434,7 +8429,7 @@
                 <w:i w:val="0"/>
                 <w:sz w:val="22"/>
               </w:rPr>
-              <w:t>wykład z elementami dyskusji z prezentacją multimedialną; praca indywidualna przy komputerze; Kryteria oceny; Projekty (oceny cząstkowe otrzymywane w trakcie semestru); Wykonanie i obrona pracy zaliczeniowej.</w:t>
+              <w:t>ocena sporządzonego oprogramowania; obrona projektu</w:t>
             </w:r>
           </w:p>
         </w:tc>
@@ -8492,7 +8487,7 @@
                 <w:i w:val="0"/>
                 <w:sz w:val="22"/>
               </w:rPr>
-              <w:t>wykład z elementami dyskusji z prezentacją multimedialną; praca indywidualna przy komputerze; Kryteria oceny; Projekty (oceny cząstkowe otrzymywane w trakcie semestru); Wykonanie i obrona pracy zaliczeniowej.</w:t>
+              <w:t>ocena sporządzonego oprogramowania; obrona projektu</w:t>
             </w:r>
           </w:p>
         </w:tc>
@@ -8550,7 +8545,7 @@
                 <w:i w:val="0"/>
                 <w:sz w:val="22"/>
               </w:rPr>
-              <w:t>wykład z elementami dyskusji z prezentacją multimedialną; praca indywidualna przy komputerze; Kryteria oceny; Projekty (oceny cząstkowe otrzymywane w trakcie semestru); Wykonanie i obrona pracy zaliczeniowej.</w:t>
+              <w:t>ocena sporządzonego oprogramowania; obrona projektu</w:t>
             </w:r>
           </w:p>
         </w:tc>
@@ -8608,7 +8603,7 @@
                 <w:i w:val="0"/>
                 <w:sz w:val="22"/>
               </w:rPr>
-              <w:t>wykład z elementami dyskusji z prezentacją multimedialną; praca indywidualna przy komputerze; Kryteria oceny; Projekty (oceny cząstkowe otrzymywane w trakcie semestru); Wykonanie i obrona pracy zaliczeniowej.</w:t>
+              <w:t>ocena sporządzonego oprogramowania; obrona projektu</w:t>
             </w:r>
           </w:p>
         </w:tc>
@@ -8666,7 +8661,7 @@
                 <w:i w:val="0"/>
                 <w:sz w:val="22"/>
               </w:rPr>
-              <w:t>wykład z elementami dyskusji z prezentacją multimedialną; praca indywidualna przy komputerze; Kryteria oceny; Projekty (oceny cząstkowe otrzymywane w trakcie semestru); Wykonanie i obrona pracy zaliczeniowej.</w:t>
+              <w:t>ocena sporządzonego oprogramowania; obrona projektu</w:t>
             </w:r>
           </w:p>
         </w:tc>
@@ -8724,7 +8719,7 @@
                 <w:i w:val="0"/>
                 <w:sz w:val="22"/>
               </w:rPr>
-              <w:t>wykład z elementami dyskusji z prezentacją multimedialną; praca indywidualna przy komputerze; Kryteria oceny; Projekty (oceny cząstkowe otrzymywane w trakcie semestru); Wykonanie i obrona pracy zaliczeniowej.</w:t>
+              <w:t>ocena sporządzonego oprogramowania; obrona projektu</w:t>
             </w:r>
           </w:p>
         </w:tc>
@@ -8782,7 +8777,7 @@
                 <w:i w:val="0"/>
                 <w:sz w:val="22"/>
               </w:rPr>
-              <w:t>wykład z elementami dyskusji z prezentacją multimedialną; praca indywidualna przy komputerze; Kryteria oceny; Projekty (oceny cząstkowe otrzymywane w trakcie semestru); Wykonanie i obrona pracy zaliczeniowej.</w:t>
+              <w:t>ocena sporządzonego oprogramowania; obrona projektu</w:t>
             </w:r>
           </w:p>
         </w:tc>
@@ -8840,7 +8835,7 @@
                 <w:i w:val="0"/>
                 <w:sz w:val="22"/>
               </w:rPr>
-              <w:t>wykład z elementami dyskusji z prezentacją multimedialną; praca indywidualna przy komputerze; Kryteria oceny; Projekty (oceny cząstkowe otrzymywane w trakcie semestru); Wykonanie i obrona pracy zaliczeniowej.</w:t>
+              <w:t>ocena sporządzonego oprogramowania; obrona projektu</w:t>
             </w:r>
           </w:p>
         </w:tc>
@@ -8898,7 +8893,7 @@
                 <w:i w:val="0"/>
                 <w:sz w:val="22"/>
               </w:rPr>
-              <w:t>wykład z elementami dyskusji z prezentacją multimedialną; praca indywidualna przy komputerze; Kryteria oceny; Projekty (oceny cząstkowe otrzymywane w trakcie semestru); Wykonanie i obrona pracy zaliczeniowej.</w:t>
+              <w:t>ocena sporządzonego oprogramowania; obrona projektu</w:t>
             </w:r>
           </w:p>
         </w:tc>
@@ -8956,7 +8951,7 @@
                 <w:i w:val="0"/>
                 <w:sz w:val="22"/>
               </w:rPr>
-              <w:t>wykład z elementami dyskusji z prezentacją multimedialną; praca indywidualna przy komputerze; Kryteria oceny; Projekty (oceny cząstkowe otrzymywane w trakcie semestru); Wykonanie i obrona pracy zaliczeniowej.</w:t>
+              <w:t>ocena sporządzonego oprogramowania; obrona projektu</w:t>
             </w:r>
           </w:p>
         </w:tc>
@@ -9014,7 +9009,7 @@
                 <w:i w:val="0"/>
                 <w:sz w:val="22"/>
               </w:rPr>
-              <w:t>wykład z elementami dyskusji z prezentacją multimedialną; praca indywidualna przy komputerze; Kryteria oceny; Projekty (oceny cząstkowe otrzymywane w trakcie semestru); Wykonanie i obrona pracy zaliczeniowej.</w:t>
+              <w:t>ocena sporządzonego oprogramowania; obrona projektu</w:t>
             </w:r>
           </w:p>
         </w:tc>
@@ -9072,7 +9067,7 @@
                 <w:i w:val="0"/>
                 <w:sz w:val="22"/>
               </w:rPr>
-              <w:t>wykład z elementami dyskusji z prezentacją multimedialną; praca indywidualna przy komputerze; Kryteria oceny; Projekty (oceny cząstkowe otrzymywane w trakcie semestru); Wykonanie i obrona pracy zaliczeniowej.</w:t>
+              <w:t>ocena sporządzonego oprogramowania; obrona projektu</w:t>
             </w:r>
           </w:p>
         </w:tc>
@@ -9130,7 +9125,7 @@
                 <w:i w:val="0"/>
                 <w:sz w:val="22"/>
               </w:rPr>
-              <w:t>wykład z elementami dyskusji z prezentacją multimedialną; praca indywidualna przy komputerze; Kryteria oceny; Projekty (oceny cząstkowe otrzymywane w trakcie semestru); Wykonanie i obrona pracy zaliczeniowej.</w:t>
+              <w:t>ocena sporządzonego oprogramowania; obrona projektu</w:t>
             </w:r>
           </w:p>
         </w:tc>
@@ -9188,7 +9183,7 @@
                 <w:i w:val="0"/>
                 <w:sz w:val="22"/>
               </w:rPr>
-              <w:t>wykład z elementami dyskusji z prezentacją multimedialną; praca indywidualna przy komputerze; Kryteria oceny; Projekty (oceny cząstkowe otrzymywane w trakcie semestru); Wykonanie i obrona pracy zaliczeniowej.</w:t>
+              <w:t>ocena sporządzonego oprogramowania; obrona projektu</w:t>
             </w:r>
           </w:p>
         </w:tc>
@@ -9246,7 +9241,7 @@
                 <w:i w:val="0"/>
                 <w:sz w:val="22"/>
               </w:rPr>
-              <w:t>wykład z elementami dyskusji z prezentacją multimedialną; praca indywidualna przy komputerze; Kryteria oceny; Projekty (oceny cząstkowe otrzymywane w trakcie semestru); Wykonanie i obrona pracy zaliczeniowej.</w:t>
+              <w:t>ocena sporządzonego oprogramowania; obrona projektu</w:t>
             </w:r>
           </w:p>
         </w:tc>
@@ -9304,7 +9299,7 @@
                 <w:i w:val="0"/>
                 <w:sz w:val="22"/>
               </w:rPr>
-              <w:t>wykład z elementami dyskusji z prezentacją multimedialną; praca indywidualna przy komputerze; Kryteria oceny; Projekty (oceny cząstkowe otrzymywane w trakcie semestru); Wykonanie i obrona pracy zaliczeniowej.</w:t>
+              <w:t>ocena sporządzonego oprogramowania; obrona projektu</w:t>
             </w:r>
           </w:p>
         </w:tc>
@@ -9362,7 +9357,7 @@
                 <w:i w:val="0"/>
                 <w:sz w:val="22"/>
               </w:rPr>
-              <w:t>wykład z elementami dyskusji z prezentacją multimedialną; praca indywidualna przy komputerze; Kryteria oceny; Projekty (oceny cząstkowe otrzymywane w trakcie semestru); Wykonanie i obrona pracy zaliczeniowej.</w:t>
+              <w:t>ocena sporządzonego oprogramowania; obrona projektu</w:t>
             </w:r>
           </w:p>
         </w:tc>
@@ -9420,7 +9415,7 @@
                 <w:i w:val="0"/>
                 <w:sz w:val="22"/>
               </w:rPr>
-              <w:t>wykład z elementami dyskusji z prezentacją multimedialną; praca indywidualna przy komputerze; Kryteria oceny; Projekty (oceny cząstkowe otrzymywane w trakcie semestru); Wykonanie i obrona pracy zaliczeniowej.</w:t>
+              <w:t>ocena sporządzonego oprogramowania; obrona projektu</w:t>
             </w:r>
           </w:p>
         </w:tc>
@@ -9478,7 +9473,7 @@
                 <w:i w:val="0"/>
                 <w:sz w:val="22"/>
               </w:rPr>
-              <w:t>wykład z elementami dyskusji z prezentacją multimedialną; praca indywidualna przy komputerze; Kryteria oceny; Projekty (oceny cząstkowe otrzymywane w trakcie semestru); Wykonanie i obrona pracy zaliczeniowej.</w:t>
+              <w:t>ocena sporządzonego oprogramowania; obrona projektu</w:t>
             </w:r>
           </w:p>
         </w:tc>
@@ -9536,7 +9531,7 @@
                 <w:i w:val="0"/>
                 <w:sz w:val="22"/>
               </w:rPr>
-              <w:t>wykład z elementami dyskusji z prezentacją multimedialną; praca indywidualna przy komputerze; Kryteria oceny; Projekty (oceny cząstkowe otrzymywane w trakcie semestru); Wykonanie i obrona pracy zaliczeniowej.</w:t>
+              <w:t>ocena sporządzonego oprogramowania; obrona projektu</w:t>
             </w:r>
           </w:p>
         </w:tc>
@@ -9594,7 +9589,7 @@
                 <w:i w:val="0"/>
                 <w:sz w:val="22"/>
               </w:rPr>
-              <w:t>wykład z elementami dyskusji z prezentacją multimedialną; praca indywidualna przy komputerze; Kryteria oceny; Projekty (oceny cząstkowe otrzymywane w trakcie semestru); Wykonanie i obrona pracy zaliczeniowej.</w:t>
+              <w:t>ocena sporządzonego oprogramowania; obrona projektu</w:t>
             </w:r>
           </w:p>
         </w:tc>
@@ -9652,7 +9647,7 @@
                 <w:i w:val="0"/>
                 <w:sz w:val="22"/>
               </w:rPr>
-              <w:t>wykład z elementami dyskusji z prezentacją multimedialną; praca indywidualna przy komputerze; Kryteria oceny; Projekty (oceny cząstkowe otrzymywane w trakcie semestru); Wykonanie i obrona pracy zaliczeniowej.</w:t>
+              <w:t>ocena sporządzonego oprogramowania; obrona projektu</w:t>
             </w:r>
           </w:p>
         </w:tc>
@@ -9710,7 +9705,7 @@
                 <w:i w:val="0"/>
                 <w:sz w:val="22"/>
               </w:rPr>
-              <w:t>wykład z elementami dyskusji z prezentacją multimedialną; praca indywidualna przy komputerze; Kryteria oceny; Projekty (oceny cząstkowe otrzymywane w trakcie semestru); Wykonanie i obrona pracy zaliczeniowej.</w:t>
+              <w:t>ocena sporządzonego oprogramowania; obrona projektu</w:t>
             </w:r>
           </w:p>
         </w:tc>
@@ -9768,7 +9763,7 @@
                 <w:i w:val="0"/>
                 <w:sz w:val="22"/>
               </w:rPr>
-              <w:t>wykład z elementami dyskusji z prezentacją multimedialną; praca indywidualna przy komputerze; Kryteria oceny; Projekty (oceny cząstkowe otrzymywane w trakcie semestru); Wykonanie i obrona pracy zaliczeniowej.</w:t>
+              <w:t>ocena sporządzonego oprogramowania; obrona projektu</w:t>
             </w:r>
           </w:p>
         </w:tc>
@@ -9826,7 +9821,7 @@
                 <w:i w:val="0"/>
                 <w:sz w:val="22"/>
               </w:rPr>
-              <w:t>wykład z elementami dyskusji z prezentacją multimedialną; praca indywidualna przy komputerze; Kryteria oceny; Projekty (oceny cząstkowe otrzymywane w trakcie semestru); Wykonanie i obrona pracy zaliczeniowej.</w:t>
+              <w:t>ocena sporządzonego oprogramowania; obrona projektu</w:t>
             </w:r>
           </w:p>
         </w:tc>
@@ -9884,7 +9879,7 @@
                 <w:i w:val="0"/>
                 <w:sz w:val="22"/>
               </w:rPr>
-              <w:t>wykład z elementami dyskusji z prezentacją multimedialną; praca indywidualna przy komputerze; Kryteria oceny; Projekty (oceny cząstkowe otrzymywane w trakcie semestru); Wykonanie i obrona pracy zaliczeniowej.</w:t>
+              <w:t>ocena sporządzonego oprogramowania; obrona projektu</w:t>
             </w:r>
           </w:p>
         </w:tc>
@@ -9942,7 +9937,7 @@
                 <w:i w:val="0"/>
                 <w:sz w:val="22"/>
               </w:rPr>
-              <w:t>wykład z elementami dyskusji z prezentacją multimedialną; praca indywidualna przy komputerze; Kryteria oceny; Projekty (oceny cząstkowe otrzymywane w trakcie semestru); Wykonanie i obrona pracy zaliczeniowej.</w:t>
+              <w:t>ocena sporządzonego oprogramowania; obrona projektu</w:t>
             </w:r>
           </w:p>
         </w:tc>
@@ -10000,7 +9995,7 @@
                 <w:i w:val="0"/>
                 <w:sz w:val="22"/>
               </w:rPr>
-              <w:t>wykład z elementami dyskusji z prezentacją multimedialną; praca indywidualna przy komputerze; Kryteria oceny; Projekty (oceny cząstkowe otrzymywane w trakcie semestru); Wykonanie i obrona pracy zaliczeniowej.</w:t>
+              <w:t>ocena sporządzonego oprogramowania; obrona projektu</w:t>
             </w:r>
           </w:p>
         </w:tc>
@@ -10058,7 +10053,7 @@
                 <w:i w:val="0"/>
                 <w:sz w:val="22"/>
               </w:rPr>
-              <w:t>wykład z elementami dyskusji z prezentacją multimedialną; praca indywidualna przy komputerze; Kryteria oceny; Projekty (oceny cząstkowe otrzymywane w trakcie semestru); Wykonanie i obrona pracy zaliczeniowej.</w:t>
+              <w:t>ocena sporządzonego oprogramowania; obrona projektu</w:t>
             </w:r>
           </w:p>
         </w:tc>
@@ -10116,7 +10111,7 @@
                 <w:i w:val="0"/>
                 <w:sz w:val="22"/>
               </w:rPr>
-              <w:t>wykład z elementami dyskusji z prezentacją multimedialną; praca indywidualna przy komputerze; Kryteria oceny; Projekty (oceny cząstkowe otrzymywane w trakcie semestru); Wykonanie i obrona pracy zaliczeniowej.</w:t>
+              <w:t>ocena sporządzonego oprogramowania; obrona projektu</w:t>
             </w:r>
           </w:p>
         </w:tc>
@@ -10174,7 +10169,7 @@
                 <w:i w:val="0"/>
                 <w:sz w:val="22"/>
               </w:rPr>
-              <w:t>wykład z elementami dyskusji z prezentacją multimedialną; praca indywidualna przy komputerze; Kryteria oceny; Projekty (oceny cząstkowe otrzymywane w trakcie semestru); Wykonanie i obrona pracy zaliczeniowej.</w:t>
+              <w:t>ocena sporządzonego oprogramowania; obrona projektu</w:t>
             </w:r>
           </w:p>
         </w:tc>
@@ -10232,7 +10227,7 @@
                 <w:i w:val="0"/>
                 <w:sz w:val="22"/>
               </w:rPr>
-              <w:t>wykład z elementami dyskusji z prezentacją multimedialną; praca indywidualna przy komputerze; Kryteria oceny; Projekty (oceny cząstkowe otrzymywane w trakcie semestru); Wykonanie i obrona pracy zaliczeniowej.</w:t>
+              <w:t>ocena sporządzonego oprogramowania; obrona projektu</w:t>
             </w:r>
           </w:p>
         </w:tc>
@@ -10290,7 +10285,7 @@
                 <w:i w:val="0"/>
                 <w:sz w:val="22"/>
               </w:rPr>
-              <w:t>wykład z elementami dyskusji z prezentacją multimedialną; praca indywidualna przy komputerze; Kryteria oceny; Projekty (oceny cząstkowe otrzymywane w trakcie semestru); Wykonanie i obrona pracy zaliczeniowej.</w:t>
+              <w:t>ocena sporządzonego oprogramowania; obrona projektu</w:t>
             </w:r>
           </w:p>
         </w:tc>
@@ -10348,7 +10343,7 @@
                 <w:i w:val="0"/>
                 <w:sz w:val="22"/>
               </w:rPr>
-              <w:t>wykład z elementami dyskusji z prezentacją multimedialną; praca indywidualna przy komputerze; Kryteria oceny; Projekty (oceny cząstkowe otrzymywane w trakcie semestru); Wykonanie i obrona pracy zaliczeniowej.</w:t>
+              <w:t>ocena sporządzonego oprogramowania; obrona projektu</w:t>
             </w:r>
           </w:p>
         </w:tc>
@@ -10406,7 +10401,7 @@
                 <w:i w:val="0"/>
                 <w:sz w:val="22"/>
               </w:rPr>
-              <w:t>wykład z elementami dyskusji z prezentacją multimedialną; praca indywidualna przy komputerze; Kryteria oceny; Projekty (oceny cząstkowe otrzymywane w trakcie semestru); Wykonanie i obrona pracy zaliczeniowej.</w:t>
+              <w:t>ocena sporządzonego oprogramowania; obrona projektu</w:t>
             </w:r>
           </w:p>
         </w:tc>
@@ -10464,7 +10459,7 @@
                 <w:i w:val="0"/>
                 <w:sz w:val="22"/>
               </w:rPr>
-              <w:t>wykład z elementami dyskusji z prezentacją multimedialną; praca indywidualna przy komputerze; Kryteria oceny; Projekty (oceny cząstkowe otrzymywane w trakcie semestru); Wykonanie i obrona pracy zaliczeniowej.</w:t>
+              <w:t>ocena sporządzonego oprogramowania; obrona projektu</w:t>
             </w:r>
           </w:p>
         </w:tc>
@@ -10522,7 +10517,7 @@
                 <w:i w:val="0"/>
                 <w:sz w:val="22"/>
               </w:rPr>
-              <w:t>wykład z elementami dyskusji z prezentacją multimedialną; praca indywidualna przy komputerze; Kryteria oceny; Projekty (oceny cząstkowe otrzymywane w trakcie semestru); Wykonanie i obrona pracy zaliczeniowej.</w:t>
+              <w:t>ocena sporządzonego oprogramowania; obrona projektu</w:t>
             </w:r>
           </w:p>
         </w:tc>
@@ -10580,7 +10575,7 @@
                 <w:i w:val="0"/>
                 <w:sz w:val="22"/>
               </w:rPr>
-              <w:t>wykład z elementami dyskusji z prezentacją multimedialną; praca indywidualna przy komputerze; Kryteria oceny; Projekty (oceny cząstkowe otrzymywane w trakcie semestru); Wykonanie i obrona pracy zaliczeniowej.</w:t>
+              <w:t>ocena sporządzonego oprogramowania; obrona projektu</w:t>
             </w:r>
           </w:p>
         </w:tc>
@@ -10638,7 +10633,7 @@
                 <w:i w:val="0"/>
                 <w:sz w:val="22"/>
               </w:rPr>
-              <w:t>wykład z elementami dyskusji z prezentacją multimedialną; praca indywidualna przy komputerze; Kryteria oceny; Projekty (oceny cząstkowe otrzymywane w trakcie semestru); Wykonanie i obrona pracy zaliczeniowej.</w:t>
+              <w:t>ocena sporządzonego oprogramowania; obrona projektu</w:t>
             </w:r>
           </w:p>
         </w:tc>
@@ -10696,7 +10691,7 @@
                 <w:i w:val="0"/>
                 <w:sz w:val="22"/>
               </w:rPr>
-              <w:t>wykład z elementami dyskusji z prezentacją multimedialną; praca indywidualna przy komputerze; Kryteria oceny; Projekty (oceny cząstkowe otrzymywane w trakcie semestru); Wykonanie i obrona pracy zaliczeniowej.</w:t>
+              <w:t>ocena sporządzonego oprogramowania; obrona projektu</w:t>
             </w:r>
           </w:p>
         </w:tc>
@@ -10754,7 +10749,7 @@
                 <w:i w:val="0"/>
                 <w:sz w:val="22"/>
               </w:rPr>
-              <w:t>wykład z elementami dyskusji z prezentacją multimedialną; praca indywidualna przy komputerze; Kryteria oceny; Projekty (oceny cząstkowe otrzymywane w trakcie semestru); Wykonanie i obrona pracy zaliczeniowej.</w:t>
+              <w:t>ocena sporządzonego oprogramowania; obrona projektu</w:t>
             </w:r>
           </w:p>
         </w:tc>
@@ -10812,7 +10807,7 @@
                 <w:i w:val="0"/>
                 <w:sz w:val="22"/>
               </w:rPr>
-              <w:t>wykład z elementami dyskusji z prezentacją multimedialną; praca indywidualna przy komputerze; Kryteria oceny; Projekty (oceny cząstkowe otrzymywane w trakcie semestru); Wykonanie i obrona pracy zaliczeniowej.</w:t>
+              <w:t>ocena sporządzonego oprogramowania; obrona projektu</w:t>
             </w:r>
           </w:p>
         </w:tc>
@@ -10870,7 +10865,7 @@
                 <w:i w:val="0"/>
                 <w:sz w:val="22"/>
               </w:rPr>
-              <w:t>wykład z elementami dyskusji z prezentacją multimedialną; praca indywidualna przy komputerze; Kryteria oceny; Projekty (oceny cząstkowe otrzymywane w trakcie semestru); Wykonanie i obrona pracy zaliczeniowej.</w:t>
+              <w:t>ocena sporządzonego oprogramowania; obrona projektu</w:t>
             </w:r>
           </w:p>
         </w:tc>
@@ -10928,7 +10923,7 @@
                 <w:i w:val="0"/>
                 <w:sz w:val="22"/>
               </w:rPr>
-              <w:t>wykład z elementami dyskusji z prezentacją multimedialną; praca indywidualna przy komputerze; Kryteria oceny; Projekty (oceny cząstkowe otrzymywane w trakcie semestru); Wykonanie i obrona pracy zaliczeniowej.</w:t>
+              <w:t>ocena sporządzonego oprogramowania; obrona projektu</w:t>
             </w:r>
           </w:p>
         </w:tc>
@@ -10986,7 +10981,7 @@
                 <w:i w:val="0"/>
                 <w:sz w:val="22"/>
               </w:rPr>
-              <w:t>wykład z elementami dyskusji z prezentacją multimedialną; praca indywidualna przy komputerze; Kryteria oceny; Projekty (oceny cząstkowe otrzymywane w trakcie semestru); Wykonanie i obrona pracy zaliczeniowej.</w:t>
+              <w:t>ocena sporządzonego oprogramowania; obrona projektu</w:t>
             </w:r>
           </w:p>
         </w:tc>
@@ -11044,7 +11039,7 @@
                 <w:i w:val="0"/>
                 <w:sz w:val="22"/>
               </w:rPr>
-              <w:t>wykład z elementami dyskusji z prezentacją multimedialną; praca indywidualna przy komputerze; Kryteria oceny; Projekty (oceny cząstkowe otrzymywane w trakcie semestru); Wykonanie i obrona pracy zaliczeniowej.</w:t>
+              <w:t>ocena sporządzonego oprogramowania; obrona projektu</w:t>
             </w:r>
           </w:p>
         </w:tc>
@@ -11102,7 +11097,7 @@
                 <w:i w:val="0"/>
                 <w:sz w:val="22"/>
               </w:rPr>
-              <w:t>wykład z elementami dyskusji z prezentacją multimedialną; praca indywidualna przy komputerze; Kryteria oceny; Projekty (oceny cząstkowe otrzymywane w trakcie semestru); Wykonanie i obrona pracy zaliczeniowej.</w:t>
+              <w:t>ocena sporządzonego oprogramowania; obrona projektu</w:t>
             </w:r>
           </w:p>
         </w:tc>
@@ -11160,7 +11155,7 @@
                 <w:i w:val="0"/>
                 <w:sz w:val="22"/>
               </w:rPr>
-              <w:t>wykład z elementami dyskusji z prezentacją multimedialną; praca indywidualna przy komputerze; Kryteria oceny; Projekty (oceny cząstkowe otrzymywane w trakcie semestru); Wykonanie i obrona pracy zaliczeniowej.</w:t>
+              <w:t>ocena sporządzonego oprogramowania; obrona projektu</w:t>
             </w:r>
           </w:p>
         </w:tc>
@@ -11218,7 +11213,7 @@
                 <w:i w:val="0"/>
                 <w:sz w:val="22"/>
               </w:rPr>
-              <w:t>wykład z elementami dyskusji z prezentacją multimedialną; praca indywidualna przy komputerze; Kryteria oceny; Projekty (oceny cząstkowe otrzymywane w trakcie semestru); Wykonanie i obrona pracy zaliczeniowej.</w:t>
+              <w:t>ocena sporządzonego oprogramowania; obrona projektu</w:t>
             </w:r>
           </w:p>
         </w:tc>
@@ -11276,7 +11271,7 @@
                 <w:i w:val="0"/>
                 <w:sz w:val="22"/>
               </w:rPr>
-              <w:t>wykład z elementami dyskusji z prezentacją multimedialną; praca indywidualna przy komputerze; Kryteria oceny; Projekty (oceny cząstkowe otrzymywane w trakcie semestru); Wykonanie i obrona pracy zaliczeniowej.</w:t>
+              <w:t>ocena sporządzonego oprogramowania; obrona projektu</w:t>
             </w:r>
           </w:p>
         </w:tc>
@@ -11334,7 +11329,7 @@
                 <w:i w:val="0"/>
                 <w:sz w:val="22"/>
               </w:rPr>
-              <w:t>wykład z elementami dyskusji z prezentacją multimedialną; praca indywidualna przy komputerze; Kryteria oceny; Projekty (oceny cząstkowe otrzymywane w trakcie semestru); Wykonanie i obrona pracy zaliczeniowej.</w:t>
+              <w:t>ocena sporządzonego oprogramowania; obrona projektu</w:t>
             </w:r>
           </w:p>
         </w:tc>
@@ -11392,7 +11387,7 @@
                 <w:i w:val="0"/>
                 <w:sz w:val="22"/>
               </w:rPr>
-              <w:t>wykład z elementami dyskusji z prezentacją multimedialną; praca indywidualna przy komputerze; Kryteria oceny; Projekty (oceny cząstkowe otrzymywane w trakcie semestru); Wykonanie i obrona pracy zaliczeniowej.</w:t>
+              <w:t>ocena sporządzonego oprogramowania; obrona projektu</w:t>
             </w:r>
           </w:p>
         </w:tc>
@@ -11450,7 +11445,7 @@
                 <w:i w:val="0"/>
                 <w:sz w:val="22"/>
               </w:rPr>
-              <w:t>wykład z elementami dyskusji z prezentacją multimedialną; praca indywidualna przy komputerze; Kryteria oceny; Projekty (oceny cząstkowe otrzymywane w trakcie semestru); Wykonanie i obrona pracy zaliczeniowej.</w:t>
+              <w:t>ocena sporządzonego oprogramowania; obrona projektu</w:t>
             </w:r>
           </w:p>
         </w:tc>
@@ -11508,7 +11503,7 @@
                 <w:i w:val="0"/>
                 <w:sz w:val="22"/>
               </w:rPr>
-              <w:t>wykład z elementami dyskusji z prezentacją multimedialną; praca indywidualna przy komputerze; Kryteria oceny; Projekty (oceny cząstkowe otrzymywane w trakcie semestru); Wykonanie i obrona pracy zaliczeniowej.</w:t>
+              <w:t>ocena sporządzonego oprogramowania; obrona projektu</w:t>
             </w:r>
           </w:p>
         </w:tc>
@@ -11566,7 +11561,7 @@
                 <w:i w:val="0"/>
                 <w:sz w:val="22"/>
               </w:rPr>
-              <w:t>wykład z elementami dyskusji z prezentacją multimedialną; praca indywidualna przy komputerze; Kryteria oceny; Projekty (oceny cząstkowe otrzymywane w trakcie semestru); Wykonanie i obrona pracy zaliczeniowej.</w:t>
+              <w:t>ocena sporządzonego oprogramowania; obrona projektu</w:t>
             </w:r>
           </w:p>
         </w:tc>
@@ -11624,7 +11619,7 @@
                 <w:i w:val="0"/>
                 <w:sz w:val="22"/>
               </w:rPr>
-              <w:t>wykład z elementami dyskusji z prezentacją multimedialną; praca indywidualna przy komputerze; Kryteria oceny; Projekty (oceny cząstkowe otrzymywane w trakcie semestru); Wykonanie i obrona pracy zaliczeniowej.</w:t>
+              <w:t>ocena sporządzonego oprogramowania; obrona projektu</w:t>
             </w:r>
           </w:p>
         </w:tc>
@@ -11787,7 +11782,7 @@
                 <w:i w:val="0"/>
                 <w:sz w:val="22"/>
               </w:rPr>
-              <w:t>wykład z elementami dyskusji z prezentacją multimedialną; praca indywidualna przy komputerze; Kryteria oceny; Projekty (oceny cząstkowe otrzymywane w trakcie semestru); Wykonanie i obrona pracy zaliczeniowej.</w:t>
+              <w:t>ocena sporządzonego oprogramowania; obrona projektu</w:t>
             </w:r>
           </w:p>
         </w:tc>
@@ -11845,7 +11840,7 @@
                 <w:i w:val="0"/>
                 <w:sz w:val="22"/>
               </w:rPr>
-              <w:t>wykład z elementami dyskusji z prezentacją multimedialną; praca indywidualna przy komputerze; Kryteria oceny; Projekty (oceny cząstkowe otrzymywane w trakcie semestru); Wykonanie i obrona pracy zaliczeniowej.</w:t>
+              <w:t>ocena sporządzonego oprogramowania; obrona projektu</w:t>
             </w:r>
           </w:p>
         </w:tc>
@@ -12007,7 +12002,7 @@
                 <w:i w:val="0"/>
                 <w:sz w:val="22"/>
               </w:rPr>
-              <w:t>wykład z elementami dyskusji z prezentacją multimedialną; praca indywidualna przy komputerze; Kryteria oceny; Projekty (oceny cząstkowe otrzymywane w trakcie semestru); Wykonanie i obrona pracy zaliczeniowej.</w:t>
+              <w:t>ocena sporządzonego oprogramowania; obrona projektu</w:t>
             </w:r>
           </w:p>
         </w:tc>
@@ -12064,7 +12059,7 @@
                 <w:i w:val="0"/>
                 <w:sz w:val="22"/>
               </w:rPr>
-              <w:t>wykład z elementami dyskusji z prezentacją multimedialną; praca indywidualna przy komputerze; Kryteria oceny; Projekty (oceny cząstkowe otrzymywane w trakcie semestru); Wykonanie i obrona pracy zaliczeniowej.</w:t>
+              <w:t>ocena sporządzonego oprogramowania; obrona projektu</w:t>
             </w:r>
           </w:p>
         </w:tc>
@@ -12121,7 +12116,7 @@
                 <w:i w:val="0"/>
                 <w:sz w:val="22"/>
               </w:rPr>
-              <w:t>wykład z elementami dyskusji z prezentacją multimedialną; praca indywidualna przy komputerze; Kryteria oceny; Projekty (oceny cząstkowe otrzymywane w trakcie semestru); Wykonanie i obrona pracy zaliczeniowej.</w:t>
+              <w:t>ocena sporządzonego oprogramowania; obrona projektu</w:t>
             </w:r>
           </w:p>
         </w:tc>
